--- a/mps-nivel-c/oficial/04_registros/AASP_Andamento-Processuais/ADAP-AASPAP01-001_Registro-de-Adaptacao.docx
+++ b/mps-nivel-c/oficial/04_registros/AASP_Andamento-Processuais/ADAP-AASPAP01-001_Registro-de-Adaptacao.docx
@@ -450,7 +450,7 @@
                 <w:i w:val="0"/>
                 <w:sz w:val="20"/>
               </w:rPr>
-              <w:t>Cezar Hiraki Velazquez</w:t>
+              <w:t>Cézar Hiraki Velázquez</w:t>
             </w:r>
           </w:p>
         </w:tc>
@@ -1052,7 +1052,7 @@
                 <w:i w:val="0"/>
                 <w:sz w:val="20"/>
               </w:rPr>
-              <w:t>Equipe enxuta; Cezar Hiraki Velazquez concentra GP, Tech Lead e Arquiteto</w:t>
+              <w:t>Equipe enxuta; Cézar Hiraki Velázquez concentra Tech Lead, DevOps e Arquiteto</w:t>
             </w:r>
           </w:p>
         </w:tc>

--- a/mps-nivel-c/oficial/04_registros/AASP_Andamento-Processuais/ADAP-AASPAP01-001_Registro-de-Adaptacao.docx
+++ b/mps-nivel-c/oficial/04_registros/AASP_Andamento-Processuais/ADAP-AASPAP01-001_Registro-de-Adaptacao.docx
@@ -34,7 +34,7 @@
           <w:color w:val="555555"/>
           <w:sz w:val="20"/>
         </w:rPr>
-        <w:t>Sim   ·   Versão Data   ·   11/06/2026   ·   Timeware Brasil</w:t>
+        <w:t>ADAP-AASPAP01-001   ·   Versão 1.0   ·   11/06/2026   ·   Timeware Brasil</w:t>
       </w:r>
     </w:p>
     <w:p>
@@ -1026,7 +1026,7 @@
                 <w:i w:val="0"/>
                 <w:sz w:val="20"/>
               </w:rPr>
-              <w:t>Tech Lead acumula Arquiteto e Gerência de Projeto</w:t>
+              <w:t>Tech Lead acumula DevOps e Arquiteto</w:t>
             </w:r>
           </w:p>
         </w:tc>
@@ -2508,7 +2508,7 @@
                 <w:i w:val="0"/>
                 <w:sz w:val="20"/>
               </w:rPr>
-              <w:t>Registro de adaptação consolidado a partir do Registro de Projeto AASP_AndamentosProcessuais (REG-AASPAP01-001 v1.0, 08/06/2026) e do levantamento de projeto (INTAKE-PROJETO_AASPAP01 v1.0).</w:t>
+              <w:t>Registro de adaptação consolidado a partir do Registro de Projeto AASP_AndamentosProcessuais (REG-AASPAP01-001 v1.0, 08/06/2026) e do levantamento de projeto (GEST-AASPAP01).</w:t>
             </w:r>
           </w:p>
         </w:tc>

--- a/mps-nivel-c/oficial/04_registros/AASP_Andamento-Processuais/ADAP-AASPAP01-001_Registro-de-Adaptacao.docx
+++ b/mps-nivel-c/oficial/04_registros/AASP_Andamento-Processuais/ADAP-AASPAP01-001_Registro-de-Adaptacao.docx
@@ -2508,7 +2508,7 @@
                 <w:i w:val="0"/>
                 <w:sz w:val="20"/>
               </w:rPr>
-              <w:t>Registro de adaptação consolidado a partir do Registro de Projeto AASP_AndamentosProcessuais (REG-AASPAP01-001 v1.0, 08/06/2026) e da Planilha de Gestão GEST-AASPAP01.</w:t>
+              <w:t>Registro de adaptação consolidado a partir do Registro de Projeto AASP_AndamentosProcessuais (REG-AASPAP01-001 v1.0, 08/06/2026) e do levantamento de projeto (GEST-AASPAP01).</w:t>
             </w:r>
           </w:p>
         </w:tc>

--- a/mps-nivel-c/oficial/04_registros/AASP_Andamento-Processuais/ADAP-AASPAP01-001_Registro-de-Adaptacao.docx
+++ b/mps-nivel-c/oficial/04_registros/AASP_Andamento-Processuais/ADAP-AASPAP01-001_Registro-de-Adaptacao.docx
@@ -1183,13 +1183,7 @@
               <w:spacing w:before="40" w:after="40"/>
             </w:pPr>
             <w:r>
-              <w:rPr>
-                <w:rFonts w:ascii="Calibri" w:hAnsi="Calibri"/>
-                <w:b w:val="0"/>
-                <w:i w:val="0"/>
-                <w:sz w:val="20"/>
-              </w:rPr>
-              <w:t>PR no Azure DevOps, revisada por ≥1 membro além do autor (GitFlow)</w:t>
+              <w:t>Merge Request (MR) no GitLab, revisado por ≥1 membro além do autor (GitFlow)</w:t>
             </w:r>
           </w:p>
         </w:tc>
@@ -1264,13 +1258,7 @@
               <w:spacing w:before="40" w:after="40"/>
             </w:pPr>
             <w:r>
-              <w:rPr>
-                <w:rFonts w:ascii="Calibri" w:hAnsi="Calibri"/>
-                <w:b w:val="0"/>
-                <w:i w:val="0"/>
-                <w:sz w:val="20"/>
-              </w:rPr>
-              <w:t>GMUD — pacotes versionados + DDL no Azure DevOps</w:t>
+              <w:t>GMUD — pacotes versionados + DDL no GitLab</w:t>
             </w:r>
           </w:p>
         </w:tc>

--- a/mps-nivel-c/oficial/04_registros/AASP_Andamento-Processuais/ADAP-AASPAP01-001_Registro-de-Adaptacao.docx
+++ b/mps-nivel-c/oficial/04_registros/AASP_Andamento-Processuais/ADAP-AASPAP01-001_Registro-de-Adaptacao.docx
@@ -1101,13 +1101,7 @@
               <w:spacing w:before="40" w:after="40"/>
             </w:pPr>
             <w:r>
-              <w:rPr>
-                <w:rFonts w:ascii="Calibri" w:hAnsi="Calibri"/>
-                <w:b w:val="0"/>
-                <w:i w:val="0"/>
-                <w:sz w:val="20"/>
-              </w:rPr>
-              <w:t>Gestão por horas/cards no ClickUp; sem story points (gestão por fases)</w:t>
+              <w:t>Gestão por horas/cards no GitLab (issues/quadro); sem story points (gestão por fases)</w:t>
             </w:r>
           </w:p>
         </w:tc>

--- a/mps-nivel-c/oficial/04_registros/AASP_Andamento-Processuais/ADAP-AASPAP01-001_Registro-de-Adaptacao.docx
+++ b/mps-nivel-c/oficial/04_registros/AASP_Andamento-Processuais/ADAP-AASPAP01-001_Registro-de-Adaptacao.docx
@@ -384,17 +384,8 @@
             </w:tcMar>
           </w:tcPr>
           <w:p>
-            <w:pPr>
-              <w:spacing w:before="40" w:after="40"/>
-            </w:pPr>
             <w:r>
-              <w:rPr>
-                <w:rFonts w:ascii="Calibri" w:hAnsi="Calibri"/>
-                <w:b w:val="0"/>
-                <w:i w:val="0"/>
-                <w:sz w:val="20"/>
-              </w:rPr>
-              <w:t>11/06/2026</w:t>
+              <w:t>16/12/2025</w:t>
             </w:r>
           </w:p>
         </w:tc>
@@ -2430,17 +2421,8 @@
             </w:tcMar>
           </w:tcPr>
           <w:p>
-            <w:pPr>
-              <w:spacing w:before="40" w:after="40"/>
-            </w:pPr>
             <w:r>
-              <w:rPr>
-                <w:rFonts w:ascii="Calibri" w:hAnsi="Calibri"/>
-                <w:b w:val="0"/>
-                <w:i w:val="0"/>
-                <w:sz w:val="20"/>
-              </w:rPr>
-              <w:t>11/06/2026</w:t>
+              <w:t>16/12/2025</w:t>
             </w:r>
           </w:p>
         </w:tc>
@@ -2455,17 +2437,8 @@
             </w:tcMar>
           </w:tcPr>
           <w:p>
-            <w:pPr>
-              <w:spacing w:before="40" w:after="40"/>
-            </w:pPr>
             <w:r>
-              <w:rPr>
-                <w:rFonts w:ascii="Calibri" w:hAnsi="Calibri"/>
-                <w:b w:val="0"/>
-                <w:i w:val="0"/>
-                <w:sz w:val="20"/>
-              </w:rPr>
-              <w:t>Time de Melhoria Contínua</w:t>
+              <w:t>Gerente de Projeto</w:t>
             </w:r>
           </w:p>
         </w:tc>

--- a/mps-nivel-c/oficial/04_registros/AASP_Andamento-Processuais/ADAP-AASPAP01-001_Registro-de-Adaptacao.docx
+++ b/mps-nivel-c/oficial/04_registros/AASP_Andamento-Processuais/ADAP-AASPAP01-001_Registro-de-Adaptacao.docx
@@ -34,7 +34,7 @@
           <w:color w:val="555555"/>
           <w:sz w:val="20"/>
         </w:rPr>
-        <w:t>ADAP-AASPAP01-001   ·   Versão 1.0   ·   11/06/2026   ·   Timeware Brasil</w:t>
+        <w:t>ADAP-AASPAP01-001   ·   Versão 1.0   ·   16/12/2025   ·   Timeware Brasil</w:t>
       </w:r>
     </w:p>
     <w:p>
@@ -2177,7 +2177,7 @@
           <w:i w:val="0"/>
           <w:sz w:val="22"/>
         </w:rPr>
-        <w:t>[x] Plano de Projeto aprovado (baseline REG-AASPAP01-001 v1.0, 08/06/2026)</w:t>
+        <w:t>[x] Plano de Projeto aprovado (baseline REG-AASPAP01-001 v1.0)</w:t>
       </w:r>
     </w:p>
     <w:p>
@@ -2463,7 +2463,7 @@
                 <w:i w:val="0"/>
                 <w:sz w:val="20"/>
               </w:rPr>
-              <w:t>Registro de adaptação consolidado a partir do Registro de Projeto AASP_AndamentosProcessuais (REG-AASPAP01-001 v1.0, 08/06/2026) e do levantamento de projeto (GEST-AASPAP01).</w:t>
+              <w:t>Registro de adaptação consolidado a partir do Registro de Projeto AASP_AndamentosProcessuais (REG-AASPAP01-001 v1.0) e do levantamento de projeto (GEST-AASPAP01).</w:t>
             </w:r>
           </w:p>
         </w:tc>

--- a/mps-nivel-c/oficial/04_registros/AASP_Andamento-Processuais/ADAP-AASPAP01-001_Registro-de-Adaptacao.docx
+++ b/mps-nivel-c/oficial/04_registros/AASP_Andamento-Processuais/ADAP-AASPAP01-001_Registro-de-Adaptacao.docx
@@ -441,7 +441,7 @@
                 <w:i w:val="0"/>
                 <w:sz w:val="20"/>
               </w:rPr>
-              <w:t>Cézar Hiraki Velázquez</w:t>
+              <w:t>Abraão Oliveira (Gerente de Projeto)</w:t>
             </w:r>
           </w:p>
         </w:tc>

--- a/mps-nivel-c/oficial/04_registros/AASP_Andamento-Processuais/ADAP-AASPAP01-001_Registro-de-Adaptacao.docx
+++ b/mps-nivel-c/oficial/04_registros/AASP_Andamento-Processuais/ADAP-AASPAP01-001_Registro-de-Adaptacao.docx
@@ -2222,7 +2222,7 @@
           <w:i w:val="0"/>
           <w:sz w:val="22"/>
         </w:rPr>
-        <w:t>[ ] Encerramento formal com aceite total — encerramento previsto 30/06/2026 (Fase 5 — implantação em andamento)</w:t>
+        <w:t>[ ] Encerramento formal com aceite total — encerramento previsto 31/08/2026 (Fase 5 — implantação em andamento)</w:t>
       </w:r>
     </w:p>
     <w:p>
